--- a/public/assets/files/niestacjonarne/FIZ.docx
+++ b/public/assets/files/niestacjonarne/FIZ.docx
@@ -523,6 +523,7 @@
                 <w:i w:val="0"/>
                 <w:sz w:val="22"/>
               </w:rPr>
+              <w:t>I</w:t>
             </w:r>
           </w:p>
         </w:tc>
@@ -560,6 +561,7 @@
                 <w:i w:val="0"/>
                 <w:sz w:val="22"/>
               </w:rPr>
+              <w:t>obligatoryjny</w:t>
             </w:r>
           </w:p>
         </w:tc>

--- a/public/assets/files/niestacjonarne/FIZ.docx
+++ b/public/assets/files/niestacjonarne/FIZ.docx
@@ -680,12 +680,22 @@
         <w:tblW w:w="5000" w:type="pct"/>
       </w:tblPr>
       <w:tblGrid>
-        <w:gridCol w:w="9972"/>
+        <w:gridCol w:w="997"/>
+        <w:gridCol w:w="997"/>
+        <w:gridCol w:w="997"/>
+        <w:gridCol w:w="997"/>
+        <w:gridCol w:w="997"/>
+        <w:gridCol w:w="997"/>
+        <w:gridCol w:w="997"/>
+        <w:gridCol w:w="997"/>
+        <w:gridCol w:w="997"/>
+        <w:gridCol w:w="997"/>
       </w:tblGrid>
       <w:tr>
         <w:tc>
           <w:tcPr>
-            <w:tcW w:type="dxa" w:w="9972"/>
+            <w:tcW w:type="dxa" w:w="9970"/>
+            <w:gridSpan w:val="10"/>
             <w:shd w:val="clear" w:color="auto" w:fill="D9D9D9"/>
           </w:tcPr>
           <w:p>
@@ -704,31 +714,34 @@
           </w:p>
         </w:tc>
       </w:tr>
-    </w:tbl>
-    <w:tbl>
-      <w:tblPr>
-        <w:tblW w:type="auto" w:w="0"/>
-        <w:tblLook w:firstColumn="1" w:firstRow="1" w:lastColumn="0" w:lastRow="0" w:noHBand="0" w:noVBand="1" w:val="04A0"/>
-        <w:tblBorders>
-          <w:top w:val="single" w:sz="4" w:space="0" w:color="000000"/>
-          <w:left w:val="single" w:sz="4" w:space="0" w:color="000000"/>
-          <w:bottom w:val="single" w:sz="4" w:space="0" w:color="000000"/>
-          <w:right w:val="single" w:sz="4" w:space="0" w:color="000000"/>
-          <w:insideH w:val="single" w:sz="4" w:space="0" w:color="000000"/>
-          <w:insideV w:val="single" w:sz="4" w:space="0" w:color="000000"/>
-        </w:tblBorders>
-        <w:tblW w:w="5000" w:type="pct"/>
-      </w:tblPr>
-      <w:tblGrid>
-        <w:gridCol w:w="2493"/>
-        <w:gridCol w:w="2493"/>
-        <w:gridCol w:w="2493"/>
-        <w:gridCol w:w="2493"/>
-      </w:tblGrid>
       <w:tr>
         <w:tc>
           <w:tcPr>
-            <w:tcW w:type="dxa" w:w="2493"/>
+            <w:tcW w:type="dxa" w:w="9970"/>
+            <w:gridSpan w:val="10"/>
+            <w:shd w:val="clear" w:color="auto" w:fill="D9D9D9"/>
+          </w:tcPr>
+          <w:p>
+            <w:pPr>
+              <w:spacing w:before="20" w:after="20"/>
+            </w:pPr>
+            <w:r>
+              <w:rPr>
+                <w:rFonts w:ascii="Aptos" w:hAnsi="Aptos"/>
+                <w:b w:val="0"/>
+                <w:i w:val="0"/>
+                <w:sz w:val="16"/>
+              </w:rPr>
+              <w:t>Wymiar godzinowy (liczba godzin w semestrze)</w:t>
+            </w:r>
+          </w:p>
+        </w:tc>
+      </w:tr>
+      <w:tr>
+        <w:tc>
+          <w:tcPr>
+            <w:tcW w:type="dxa" w:w="1994"/>
+            <w:gridSpan w:val="2"/>
             <w:shd w:val="clear" w:color="auto" w:fill="D9D9D9"/>
           </w:tcPr>
           <w:p>
@@ -748,7 +761,8 @@
         </w:tc>
         <w:tc>
           <w:tcPr>
-            <w:tcW w:type="dxa" w:w="2493"/>
+            <w:tcW w:type="dxa" w:w="2991"/>
+            <w:gridSpan w:val="3"/>
             <w:shd w:val="clear" w:color="auto" w:fill="D9D9D9"/>
           </w:tcPr>
           <w:p>
@@ -768,7 +782,8 @@
         </w:tc>
         <w:tc>
           <w:tcPr>
-            <w:tcW w:type="dxa" w:w="2493"/>
+            <w:tcW w:type="dxa" w:w="2991"/>
+            <w:gridSpan w:val="3"/>
             <w:shd w:val="clear" w:color="auto" w:fill="D9D9D9"/>
           </w:tcPr>
           <w:p>
@@ -788,7 +803,8 @@
         </w:tc>
         <w:tc>
           <w:tcPr>
-            <w:tcW w:type="dxa" w:w="2493"/>
+            <w:tcW w:type="dxa" w:w="1994"/>
+            <w:gridSpan w:val="2"/>
             <w:shd w:val="clear" w:color="auto" w:fill="D9D9D9"/>
           </w:tcPr>
           <w:p>
@@ -810,7 +826,8 @@
       <w:tr>
         <w:tc>
           <w:tcPr>
-            <w:tcW w:type="dxa" w:w="2493"/>
+            <w:tcW w:type="dxa" w:w="1994"/>
+            <w:gridSpan w:val="2"/>
           </w:tcPr>
           <w:p>
             <w:pPr>
@@ -829,7 +846,8 @@
         </w:tc>
         <w:tc>
           <w:tcPr>
-            <w:tcW w:type="dxa" w:w="2493"/>
+            <w:tcW w:type="dxa" w:w="2991"/>
+            <w:gridSpan w:val="3"/>
           </w:tcPr>
           <w:p>
             <w:pPr>
@@ -848,7 +866,8 @@
         </w:tc>
         <w:tc>
           <w:tcPr>
-            <w:tcW w:type="dxa" w:w="2493"/>
+            <w:tcW w:type="dxa" w:w="2991"/>
+            <w:gridSpan w:val="3"/>
           </w:tcPr>
           <w:p>
             <w:pPr>
@@ -867,7 +886,8 @@
         </w:tc>
         <w:tc>
           <w:tcPr>
-            <w:tcW w:type="dxa" w:w="2493"/>
+            <w:tcW w:type="dxa" w:w="1994"/>
+            <w:gridSpan w:val="2"/>
           </w:tcPr>
           <w:p>
             <w:pPr>
@@ -885,30 +905,34 @@
           </w:p>
         </w:tc>
       </w:tr>
-    </w:tbl>
-    <w:tbl>
-      <w:tblPr>
-        <w:tblW w:type="auto" w:w="0"/>
-        <w:tblLook w:firstColumn="1" w:firstRow="1" w:lastColumn="0" w:lastRow="0" w:noHBand="0" w:noVBand="1" w:val="04A0"/>
-        <w:tblBorders>
-          <w:top w:val="single" w:sz="4" w:space="0" w:color="000000"/>
-          <w:left w:val="single" w:sz="4" w:space="0" w:color="000000"/>
-          <w:bottom w:val="single" w:sz="4" w:space="0" w:color="000000"/>
-          <w:right w:val="single" w:sz="4" w:space="0" w:color="000000"/>
-          <w:insideH w:val="single" w:sz="4" w:space="0" w:color="000000"/>
-          <w:insideV w:val="single" w:sz="4" w:space="0" w:color="000000"/>
-        </w:tblBorders>
-        <w:tblW w:w="5000" w:type="pct"/>
-      </w:tblPr>
-      <w:tblGrid>
-        <w:gridCol w:w="3324"/>
-        <w:gridCol w:w="3324"/>
-        <w:gridCol w:w="3324"/>
-      </w:tblGrid>
       <w:tr>
         <w:tc>
           <w:tcPr>
-            <w:tcW w:type="dxa" w:w="3324"/>
+            <w:tcW w:type="dxa" w:w="9970"/>
+            <w:gridSpan w:val="10"/>
+            <w:shd w:val="clear" w:color="auto" w:fill="D9D9D9"/>
+          </w:tcPr>
+          <w:p>
+            <w:pPr>
+              <w:spacing w:before="20" w:after="20"/>
+            </w:pPr>
+            <w:r>
+              <w:rPr>
+                <w:rFonts w:ascii="Aptos" w:hAnsi="Aptos"/>
+                <w:b/>
+                <w:i w:val="0"/>
+                <w:sz w:val="22"/>
+              </w:rPr>
+              <w:t>Bilans ECTS</w:t>
+            </w:r>
+          </w:p>
+        </w:tc>
+      </w:tr>
+      <w:tr>
+        <w:tc>
+          <w:tcPr>
+            <w:tcW w:type="dxa" w:w="4985"/>
+            <w:gridSpan w:val="5"/>
             <w:shd w:val="clear" w:color="auto" w:fill="D9D9D9"/>
           </w:tcPr>
           <w:p>
@@ -928,7 +952,8 @@
         </w:tc>
         <w:tc>
           <w:tcPr>
-            <w:tcW w:type="dxa" w:w="3324"/>
+            <w:tcW w:type="dxa" w:w="2991"/>
+            <w:gridSpan w:val="3"/>
             <w:shd w:val="clear" w:color="auto" w:fill="D9D9D9"/>
           </w:tcPr>
           <w:p>
@@ -948,7 +973,8 @@
         </w:tc>
         <w:tc>
           <w:tcPr>
-            <w:tcW w:type="dxa" w:w="3324"/>
+            <w:tcW w:type="dxa" w:w="1994"/>
+            <w:gridSpan w:val="2"/>
             <w:shd w:val="clear" w:color="auto" w:fill="D9D9D9"/>
           </w:tcPr>
           <w:p>
@@ -970,7 +996,8 @@
       <w:tr>
         <w:tc>
           <w:tcPr>
-            <w:tcW w:type="dxa" w:w="3324"/>
+            <w:tcW w:type="dxa" w:w="4985"/>
+            <w:gridSpan w:val="5"/>
           </w:tcPr>
           <w:p>
             <w:pPr>
@@ -989,7 +1016,8 @@
         </w:tc>
         <w:tc>
           <w:tcPr>
-            <w:tcW w:type="dxa" w:w="3324"/>
+            <w:tcW w:type="dxa" w:w="2991"/>
+            <w:gridSpan w:val="3"/>
           </w:tcPr>
           <w:p>
             <w:pPr>
@@ -1008,7 +1036,8 @@
         </w:tc>
         <w:tc>
           <w:tcPr>
-            <w:tcW w:type="dxa" w:w="3324"/>
+            <w:tcW w:type="dxa" w:w="1994"/>
+            <w:gridSpan w:val="2"/>
           </w:tcPr>
           <w:p>
             <w:pPr>
@@ -1029,7 +1058,8 @@
       <w:tr>
         <w:tc>
           <w:tcPr>
-            <w:tcW w:type="dxa" w:w="3324"/>
+            <w:tcW w:type="dxa" w:w="4985"/>
+            <w:gridSpan w:val="5"/>
           </w:tcPr>
           <w:p>
             <w:pPr>
@@ -1048,7 +1078,8 @@
         </w:tc>
         <w:tc>
           <w:tcPr>
-            <w:tcW w:type="dxa" w:w="3324"/>
+            <w:tcW w:type="dxa" w:w="2991"/>
+            <w:gridSpan w:val="3"/>
           </w:tcPr>
           <w:p>
             <w:pPr>
@@ -1067,7 +1098,8 @@
         </w:tc>
         <w:tc>
           <w:tcPr>
-            <w:tcW w:type="dxa" w:w="3324"/>
+            <w:tcW w:type="dxa" w:w="1994"/>
+            <w:gridSpan w:val="2"/>
           </w:tcPr>
           <w:p>
             <w:pPr>
@@ -1088,7 +1120,29 @@
       <w:tr>
         <w:tc>
           <w:tcPr>
-            <w:tcW w:type="dxa" w:w="3324"/>
+            <w:tcW w:type="dxa" w:w="4985"/>
+            <w:gridSpan w:val="5"/>
+            <w:shd w:val="clear" w:color="auto" w:fill="D9D9D9"/>
+          </w:tcPr>
+          <w:p>
+            <w:pPr>
+              <w:spacing w:before="20" w:after="20"/>
+            </w:pPr>
+            <w:r>
+              <w:rPr>
+                <w:rFonts w:ascii="Aptos" w:hAnsi="Aptos"/>
+                <w:b/>
+                <w:i w:val="0"/>
+                <w:sz w:val="16"/>
+              </w:rPr>
+              <w:t>Opis samodzielnej pracy studenta</w:t>
+            </w:r>
+          </w:p>
+        </w:tc>
+        <w:tc>
+          <w:tcPr>
+            <w:tcW w:type="dxa" w:w="4985"/>
+            <w:gridSpan w:val="5"/>
           </w:tcPr>
           <w:p>
             <w:pPr>
@@ -1101,45 +1155,6 @@
                 <w:i w:val="0"/>
                 <w:sz w:val="22"/>
               </w:rPr>
-              <w:t>Suma</w:t>
-            </w:r>
-          </w:p>
-        </w:tc>
-        <w:tc>
-          <w:tcPr>
-            <w:tcW w:type="dxa" w:w="3324"/>
-          </w:tcPr>
-          <w:p>
-            <w:pPr>
-              <w:spacing w:before="20" w:after="20"/>
-            </w:pPr>
-            <w:r>
-              <w:rPr>
-                <w:rFonts w:ascii="Aptos" w:hAnsi="Aptos"/>
-                <w:b w:val="0"/>
-                <w:i w:val="0"/>
-                <w:sz w:val="22"/>
-              </w:rPr>
-              <w:t>75</w:t>
-            </w:r>
-          </w:p>
-        </w:tc>
-        <w:tc>
-          <w:tcPr>
-            <w:tcW w:type="dxa" w:w="3324"/>
-          </w:tcPr>
-          <w:p>
-            <w:pPr>
-              <w:spacing w:before="20" w:after="20"/>
-            </w:pPr>
-            <w:r>
-              <w:rPr>
-                <w:rFonts w:ascii="Aptos" w:hAnsi="Aptos"/>
-                <w:b w:val="0"/>
-                <w:i w:val="0"/>
-                <w:sz w:val="22"/>
-              </w:rPr>
-              <w:t>3</w:t>
             </w:r>
           </w:p>
         </w:tc>
@@ -2097,14 +2112,14 @@
         <w:tblW w:w="5000" w:type="pct"/>
       </w:tblPr>
       <w:tblGrid>
-        <w:gridCol w:w="3324"/>
-        <w:gridCol w:w="3324"/>
-        <w:gridCol w:w="3324"/>
+        <w:gridCol w:w="680"/>
+        <w:gridCol w:w="4536"/>
+        <w:gridCol w:w="4252"/>
       </w:tblGrid>
       <w:tr>
         <w:tc>
           <w:tcPr>
-            <w:tcW w:type="dxa" w:w="9972"/>
+            <w:tcW w:type="dxa" w:w="9468"/>
             <w:gridSpan w:val="3"/>
             <w:shd w:val="clear" w:color="auto" w:fill="D9D9D9"/>
           </w:tcPr>
@@ -2127,7 +2142,7 @@
       <w:tr>
         <w:tc>
           <w:tcPr>
-            <w:tcW w:type="dxa" w:w="3324"/>
+            <w:tcW w:type="dxa" w:w="680"/>
             <w:shd w:val="clear" w:color="auto" w:fill="D9D9D9"/>
           </w:tcPr>
           <w:p>
@@ -2147,7 +2162,7 @@
         </w:tc>
         <w:tc>
           <w:tcPr>
-            <w:tcW w:type="dxa" w:w="3324"/>
+            <w:tcW w:type="dxa" w:w="4536"/>
             <w:shd w:val="clear" w:color="auto" w:fill="D9D9D9"/>
           </w:tcPr>
           <w:p>
@@ -2167,7 +2182,7 @@
         </w:tc>
         <w:tc>
           <w:tcPr>
-            <w:tcW w:type="dxa" w:w="3324"/>
+            <w:tcW w:type="dxa" w:w="4252"/>
             <w:shd w:val="clear" w:color="auto" w:fill="D9D9D9"/>
           </w:tcPr>
           <w:p>
@@ -2189,7 +2204,7 @@
       <w:tr>
         <w:tc>
           <w:tcPr>
-            <w:tcW w:type="dxa" w:w="3324"/>
+            <w:tcW w:type="dxa" w:w="680"/>
           </w:tcPr>
           <w:p>
             <w:pPr>
@@ -2208,7 +2223,7 @@
         </w:tc>
         <w:tc>
           <w:tcPr>
-            <w:tcW w:type="dxa" w:w="3324"/>
+            <w:tcW w:type="dxa" w:w="4536"/>
           </w:tcPr>
           <w:p>
             <w:pPr>
@@ -2227,7 +2242,7 @@
         </w:tc>
         <w:tc>
           <w:tcPr>
-            <w:tcW w:type="dxa" w:w="3324"/>
+            <w:tcW w:type="dxa" w:w="4252"/>
           </w:tcPr>
           <w:p>
             <w:pPr>
@@ -2247,7 +2262,7 @@
       <w:tr>
         <w:tc>
           <w:tcPr>
-            <w:tcW w:type="dxa" w:w="3324"/>
+            <w:tcW w:type="dxa" w:w="680"/>
           </w:tcPr>
           <w:p>
             <w:pPr>
@@ -2266,7 +2281,7 @@
         </w:tc>
         <w:tc>
           <w:tcPr>
-            <w:tcW w:type="dxa" w:w="3324"/>
+            <w:tcW w:type="dxa" w:w="4536"/>
           </w:tcPr>
           <w:p>
             <w:pPr>
@@ -2285,7 +2300,7 @@
         </w:tc>
         <w:tc>
           <w:tcPr>
-            <w:tcW w:type="dxa" w:w="3324"/>
+            <w:tcW w:type="dxa" w:w="4252"/>
           </w:tcPr>
           <w:p>
             <w:pPr>
@@ -2305,7 +2320,7 @@
       <w:tr>
         <w:tc>
           <w:tcPr>
-            <w:tcW w:type="dxa" w:w="3324"/>
+            <w:tcW w:type="dxa" w:w="680"/>
           </w:tcPr>
           <w:p>
             <w:pPr>
@@ -2324,7 +2339,7 @@
         </w:tc>
         <w:tc>
           <w:tcPr>
-            <w:tcW w:type="dxa" w:w="3324"/>
+            <w:tcW w:type="dxa" w:w="4536"/>
           </w:tcPr>
           <w:p>
             <w:pPr>
@@ -2343,7 +2358,7 @@
         </w:tc>
         <w:tc>
           <w:tcPr>
-            <w:tcW w:type="dxa" w:w="3324"/>
+            <w:tcW w:type="dxa" w:w="4252"/>
           </w:tcPr>
           <w:p>
             <w:pPr>
@@ -2363,7 +2378,7 @@
       <w:tr>
         <w:tc>
           <w:tcPr>
-            <w:tcW w:type="dxa" w:w="3324"/>
+            <w:tcW w:type="dxa" w:w="680"/>
           </w:tcPr>
           <w:p>
             <w:pPr>
@@ -2382,7 +2397,7 @@
         </w:tc>
         <w:tc>
           <w:tcPr>
-            <w:tcW w:type="dxa" w:w="3324"/>
+            <w:tcW w:type="dxa" w:w="4536"/>
           </w:tcPr>
           <w:p>
             <w:pPr>
@@ -2401,7 +2416,7 @@
         </w:tc>
         <w:tc>
           <w:tcPr>
-            <w:tcW w:type="dxa" w:w="3324"/>
+            <w:tcW w:type="dxa" w:w="4252"/>
           </w:tcPr>
           <w:p>
             <w:pPr>
@@ -2421,7 +2436,7 @@
       <w:tr>
         <w:tc>
           <w:tcPr>
-            <w:tcW w:type="dxa" w:w="3324"/>
+            <w:tcW w:type="dxa" w:w="680"/>
           </w:tcPr>
           <w:p>
             <w:pPr>
@@ -2440,7 +2455,7 @@
         </w:tc>
         <w:tc>
           <w:tcPr>
-            <w:tcW w:type="dxa" w:w="3324"/>
+            <w:tcW w:type="dxa" w:w="4536"/>
           </w:tcPr>
           <w:p>
             <w:pPr>
@@ -2459,7 +2474,7 @@
         </w:tc>
         <w:tc>
           <w:tcPr>
-            <w:tcW w:type="dxa" w:w="3324"/>
+            <w:tcW w:type="dxa" w:w="4252"/>
           </w:tcPr>
           <w:p>
             <w:pPr>
@@ -2479,7 +2494,7 @@
       <w:tr>
         <w:tc>
           <w:tcPr>
-            <w:tcW w:type="dxa" w:w="3324"/>
+            <w:tcW w:type="dxa" w:w="680"/>
           </w:tcPr>
           <w:p>
             <w:pPr>
@@ -2498,7 +2513,7 @@
         </w:tc>
         <w:tc>
           <w:tcPr>
-            <w:tcW w:type="dxa" w:w="3324"/>
+            <w:tcW w:type="dxa" w:w="4536"/>
           </w:tcPr>
           <w:p>
             <w:pPr>
@@ -2517,7 +2532,7 @@
         </w:tc>
         <w:tc>
           <w:tcPr>
-            <w:tcW w:type="dxa" w:w="3324"/>
+            <w:tcW w:type="dxa" w:w="4252"/>
           </w:tcPr>
           <w:p>
             <w:pPr>
@@ -2537,7 +2552,7 @@
       <w:tr>
         <w:tc>
           <w:tcPr>
-            <w:tcW w:type="dxa" w:w="3324"/>
+            <w:tcW w:type="dxa" w:w="680"/>
           </w:tcPr>
           <w:p>
             <w:pPr>
@@ -2556,7 +2571,7 @@
         </w:tc>
         <w:tc>
           <w:tcPr>
-            <w:tcW w:type="dxa" w:w="3324"/>
+            <w:tcW w:type="dxa" w:w="4536"/>
           </w:tcPr>
           <w:p>
             <w:pPr>
@@ -2575,7 +2590,7 @@
         </w:tc>
         <w:tc>
           <w:tcPr>
-            <w:tcW w:type="dxa" w:w="3324"/>
+            <w:tcW w:type="dxa" w:w="4252"/>
           </w:tcPr>
           <w:p>
             <w:pPr>
@@ -2595,7 +2610,7 @@
       <w:tr>
         <w:tc>
           <w:tcPr>
-            <w:tcW w:type="dxa" w:w="3324"/>
+            <w:tcW w:type="dxa" w:w="680"/>
           </w:tcPr>
           <w:p>
             <w:pPr>
@@ -2614,7 +2629,7 @@
         </w:tc>
         <w:tc>
           <w:tcPr>
-            <w:tcW w:type="dxa" w:w="3324"/>
+            <w:tcW w:type="dxa" w:w="4536"/>
           </w:tcPr>
           <w:p>
             <w:pPr>
@@ -2633,7 +2648,7 @@
         </w:tc>
         <w:tc>
           <w:tcPr>
-            <w:tcW w:type="dxa" w:w="3324"/>
+            <w:tcW w:type="dxa" w:w="4252"/>
           </w:tcPr>
           <w:p>
             <w:pPr>
@@ -2653,7 +2668,7 @@
       <w:tr>
         <w:tc>
           <w:tcPr>
-            <w:tcW w:type="dxa" w:w="3324"/>
+            <w:tcW w:type="dxa" w:w="680"/>
           </w:tcPr>
           <w:p>
             <w:pPr>
@@ -2672,7 +2687,7 @@
         </w:tc>
         <w:tc>
           <w:tcPr>
-            <w:tcW w:type="dxa" w:w="3324"/>
+            <w:tcW w:type="dxa" w:w="4536"/>
           </w:tcPr>
           <w:p>
             <w:pPr>
@@ -2691,7 +2706,7 @@
         </w:tc>
         <w:tc>
           <w:tcPr>
-            <w:tcW w:type="dxa" w:w="3324"/>
+            <w:tcW w:type="dxa" w:w="4252"/>
           </w:tcPr>
           <w:p>
             <w:pPr>
@@ -2711,7 +2726,7 @@
       <w:tr>
         <w:tc>
           <w:tcPr>
-            <w:tcW w:type="dxa" w:w="3324"/>
+            <w:tcW w:type="dxa" w:w="680"/>
           </w:tcPr>
           <w:p>
             <w:pPr>
@@ -2730,7 +2745,7 @@
         </w:tc>
         <w:tc>
           <w:tcPr>
-            <w:tcW w:type="dxa" w:w="3324"/>
+            <w:tcW w:type="dxa" w:w="4536"/>
           </w:tcPr>
           <w:p>
             <w:pPr>
@@ -2749,7 +2764,7 @@
         </w:tc>
         <w:tc>
           <w:tcPr>
-            <w:tcW w:type="dxa" w:w="3324"/>
+            <w:tcW w:type="dxa" w:w="4252"/>
           </w:tcPr>
           <w:p>
             <w:pPr>
@@ -2769,7 +2784,7 @@
       <w:tr>
         <w:tc>
           <w:tcPr>
-            <w:tcW w:type="dxa" w:w="3324"/>
+            <w:tcW w:type="dxa" w:w="680"/>
           </w:tcPr>
           <w:p>
             <w:pPr>
@@ -2788,7 +2803,7 @@
         </w:tc>
         <w:tc>
           <w:tcPr>
-            <w:tcW w:type="dxa" w:w="3324"/>
+            <w:tcW w:type="dxa" w:w="4536"/>
           </w:tcPr>
           <w:p>
             <w:pPr>
@@ -2807,7 +2822,7 @@
         </w:tc>
         <w:tc>
           <w:tcPr>
-            <w:tcW w:type="dxa" w:w="3324"/>
+            <w:tcW w:type="dxa" w:w="4252"/>
           </w:tcPr>
           <w:p>
             <w:pPr>
@@ -2827,7 +2842,7 @@
       <w:tr>
         <w:tc>
           <w:tcPr>
-            <w:tcW w:type="dxa" w:w="3324"/>
+            <w:tcW w:type="dxa" w:w="680"/>
           </w:tcPr>
           <w:p>
             <w:pPr>
@@ -2846,7 +2861,7 @@
         </w:tc>
         <w:tc>
           <w:tcPr>
-            <w:tcW w:type="dxa" w:w="3324"/>
+            <w:tcW w:type="dxa" w:w="4536"/>
           </w:tcPr>
           <w:p>
             <w:pPr>
@@ -2865,7 +2880,7 @@
         </w:tc>
         <w:tc>
           <w:tcPr>
-            <w:tcW w:type="dxa" w:w="3324"/>
+            <w:tcW w:type="dxa" w:w="4252"/>
           </w:tcPr>
           <w:p>
             <w:pPr>
@@ -2885,7 +2900,7 @@
       <w:tr>
         <w:tc>
           <w:tcPr>
-            <w:tcW w:type="dxa" w:w="3324"/>
+            <w:tcW w:type="dxa" w:w="680"/>
           </w:tcPr>
           <w:p>
             <w:pPr>
@@ -2904,7 +2919,7 @@
         </w:tc>
         <w:tc>
           <w:tcPr>
-            <w:tcW w:type="dxa" w:w="3324"/>
+            <w:tcW w:type="dxa" w:w="4536"/>
           </w:tcPr>
           <w:p>
             <w:pPr>
@@ -2923,7 +2938,7 @@
         </w:tc>
         <w:tc>
           <w:tcPr>
-            <w:tcW w:type="dxa" w:w="3324"/>
+            <w:tcW w:type="dxa" w:w="4252"/>
           </w:tcPr>
           <w:p>
             <w:pPr>
@@ -2943,7 +2958,7 @@
       <w:tr>
         <w:tc>
           <w:tcPr>
-            <w:tcW w:type="dxa" w:w="3324"/>
+            <w:tcW w:type="dxa" w:w="680"/>
           </w:tcPr>
           <w:p>
             <w:pPr>
@@ -2962,7 +2977,7 @@
         </w:tc>
         <w:tc>
           <w:tcPr>
-            <w:tcW w:type="dxa" w:w="3324"/>
+            <w:tcW w:type="dxa" w:w="4536"/>
           </w:tcPr>
           <w:p>
             <w:pPr>
@@ -2981,7 +2996,7 @@
         </w:tc>
         <w:tc>
           <w:tcPr>
-            <w:tcW w:type="dxa" w:w="3324"/>
+            <w:tcW w:type="dxa" w:w="4252"/>
           </w:tcPr>
           <w:p>
             <w:pPr>
@@ -3001,7 +3016,7 @@
       <w:tr>
         <w:tc>
           <w:tcPr>
-            <w:tcW w:type="dxa" w:w="3324"/>
+            <w:tcW w:type="dxa" w:w="680"/>
           </w:tcPr>
           <w:p>
             <w:pPr>
@@ -3020,7 +3035,7 @@
         </w:tc>
         <w:tc>
           <w:tcPr>
-            <w:tcW w:type="dxa" w:w="3324"/>
+            <w:tcW w:type="dxa" w:w="4536"/>
           </w:tcPr>
           <w:p>
             <w:pPr>
@@ -3039,7 +3054,7 @@
         </w:tc>
         <w:tc>
           <w:tcPr>
-            <w:tcW w:type="dxa" w:w="3324"/>
+            <w:tcW w:type="dxa" w:w="4252"/>
           </w:tcPr>
           <w:p>
             <w:pPr>
@@ -3059,7 +3074,7 @@
       <w:tr>
         <w:tc>
           <w:tcPr>
-            <w:tcW w:type="dxa" w:w="3324"/>
+            <w:tcW w:type="dxa" w:w="680"/>
           </w:tcPr>
           <w:p>
             <w:pPr>
@@ -3078,7 +3093,7 @@
         </w:tc>
         <w:tc>
           <w:tcPr>
-            <w:tcW w:type="dxa" w:w="3324"/>
+            <w:tcW w:type="dxa" w:w="4536"/>
           </w:tcPr>
           <w:p>
             <w:pPr>
@@ -3097,7 +3112,7 @@
         </w:tc>
         <w:tc>
           <w:tcPr>
-            <w:tcW w:type="dxa" w:w="3324"/>
+            <w:tcW w:type="dxa" w:w="4252"/>
           </w:tcPr>
           <w:p>
             <w:pPr>
@@ -3527,6 +3542,7 @@
                 <w:i w:val="0"/>
                 <w:sz w:val="22"/>
               </w:rPr>
+              <w:t>Ćwiczenia / Laboratorium:; rozwiązywanie zadań; burza mózgów; Ćwiczenia/Laboratorium; Kryteria oceny; Ćwiczenia/Laboratorium/Projekt/Lektorat; Cztery krótkie kolokwia sprawdzające wiedzę praktyczną w formie krótkich zadań do rozwiązania oraz 4 sprawozdania pisemne z przeprowadzonych doświadczeń fizycznych.; Skala ocen:; Poniżej 50% - ndst; Od 50% - dst; Od 60% - dst+; Od 70% - db; Od 80% - db+; Od 90% - bdb; Brak egzaminu</w:t>
             </w:r>
           </w:p>
         </w:tc>
@@ -3584,6 +3600,7 @@
                 <w:i w:val="0"/>
                 <w:sz w:val="22"/>
               </w:rPr>
+              <w:t>Ćwiczenia / Laboratorium:; rozwiązywanie zadań; burza mózgów; Ćwiczenia/Laboratorium; Kryteria oceny; Ćwiczenia/Laboratorium/Projekt/Lektorat; Cztery krótkie kolokwia sprawdzające wiedzę praktyczną w formie krótkich zadań do rozwiązania oraz 4 sprawozdania pisemne z przeprowadzonych doświadczeń fizycznych.; Skala ocen:; Poniżej 50% - ndst; Od 50% - dst; Od 60% - dst+; Od 70% - db; Od 80% - db+; Od 90% - bdb; Brak egzaminu</w:t>
             </w:r>
           </w:p>
         </w:tc>
@@ -3747,6 +3764,7 @@
                 <w:i w:val="0"/>
                 <w:sz w:val="22"/>
               </w:rPr>
+              <w:t>Ćwiczenia / Laboratorium:; rozwiązywanie zadań; burza mózgów; Ćwiczenia/Laboratorium; Kryteria oceny; Ćwiczenia/Laboratorium/Projekt/Lektorat; Cztery krótkie kolokwia sprawdzające wiedzę praktyczną w formie krótkich zadań do rozwiązania oraz 4 sprawozdania pisemne z przeprowadzonych doświadczeń fizycznych.; Skala ocen:; Poniżej 50% - ndst; Od 50% - dst; Od 60% - dst+; Od 70% - db; Od 80% - db+; Od 90% - bdb; Brak egzaminu</w:t>
             </w:r>
           </w:p>
         </w:tc>
@@ -3805,6 +3823,7 @@
                 <w:i w:val="0"/>
                 <w:sz w:val="22"/>
               </w:rPr>
+              <w:t>Ćwiczenia / Laboratorium:; rozwiązywanie zadań; burza mózgów; Ćwiczenia/Laboratorium; Kryteria oceny; Ćwiczenia/Laboratorium/Projekt/Lektorat; Cztery krótkie kolokwia sprawdzające wiedzę praktyczną w formie krótkich zadań do rozwiązania oraz 4 sprawozdania pisemne z przeprowadzonych doświadczeń fizycznych.; Skala ocen:; Poniżej 50% - ndst; Od 50% - dst; Od 60% - dst+; Od 70% - db; Od 80% - db+; Od 90% - bdb; Brak egzaminu</w:t>
             </w:r>
           </w:p>
         </w:tc>
@@ -3967,6 +3986,7 @@
                 <w:i w:val="0"/>
                 <w:sz w:val="22"/>
               </w:rPr>
+              <w:t>Ćwiczenia / Laboratorium:; rozwiązywanie zadań; burza mózgów; Ćwiczenia/Laboratorium; Kryteria oceny; Ćwiczenia/Laboratorium/Projekt/Lektorat; Cztery krótkie kolokwia sprawdzające wiedzę praktyczną w formie krótkich zadań do rozwiązania oraz 4 sprawozdania pisemne z przeprowadzonych doświadczeń fizycznych.; Skala ocen:; Poniżej 50% - ndst; Od 50% - dst; Od 60% - dst+; Od 70% - db; Od 80% - db+; Od 90% - bdb; Brak egzaminu</w:t>
             </w:r>
           </w:p>
         </w:tc>
@@ -4024,6 +4044,7 @@
                 <w:i w:val="0"/>
                 <w:sz w:val="22"/>
               </w:rPr>
+              <w:t>Ćwiczenia / Laboratorium:; rozwiązywanie zadań; burza mózgów; Ćwiczenia/Laboratorium; Kryteria oceny; Ćwiczenia/Laboratorium/Projekt/Lektorat; Cztery krótkie kolokwia sprawdzające wiedzę praktyczną w formie krótkich zadań do rozwiązania oraz 4 sprawozdania pisemne z przeprowadzonych doświadczeń fizycznych.; Skala ocen:; Poniżej 50% - ndst; Od 50% - dst; Od 60% - dst+; Od 70% - db; Od 80% - db+; Od 90% - bdb; Brak egzaminu</w:t>
             </w:r>
           </w:p>
         </w:tc>
@@ -4129,62 +4150,6 @@
                 <w:sz w:val="16"/>
               </w:rPr>
               <w:t>Wyposażenie specjalistyczne konieczne do realizacji przedmiotu</w:t>
-            </w:r>
-          </w:p>
-        </w:tc>
-      </w:tr>
-      <w:tr>
-        <w:tc>
-          <w:tcPr>
-            <w:tcW w:type="dxa" w:w="3324"/>
-          </w:tcPr>
-          <w:p>
-            <w:pPr>
-              <w:spacing w:before="20" w:after="20"/>
-            </w:pPr>
-            <w:r>
-              <w:rPr>
-                <w:rFonts w:ascii="Aptos" w:hAnsi="Aptos"/>
-                <w:b w:val="0"/>
-                <w:i w:val="0"/>
-                <w:sz w:val="22"/>
-              </w:rPr>
-            </w:r>
-          </w:p>
-        </w:tc>
-        <w:tc>
-          <w:tcPr>
-            <w:tcW w:type="dxa" w:w="3324"/>
-          </w:tcPr>
-          <w:p>
-            <w:pPr>
-              <w:spacing w:before="20" w:after="20"/>
-            </w:pPr>
-            <w:r>
-              <w:rPr>
-                <w:rFonts w:ascii="Aptos" w:hAnsi="Aptos"/>
-                <w:b w:val="0"/>
-                <w:i w:val="0"/>
-                <w:sz w:val="22"/>
-              </w:rPr>
-            </w:r>
-          </w:p>
-        </w:tc>
-        <w:tc>
-          <w:tcPr>
-            <w:tcW w:type="dxa" w:w="3324"/>
-          </w:tcPr>
-          <w:p>
-            <w:pPr>
-              <w:spacing w:before="20" w:after="20"/>
-            </w:pPr>
-            <w:r>
-              <w:rPr>
-                <w:rFonts w:ascii="Aptos" w:hAnsi="Aptos"/>
-                <w:b w:val="0"/>
-                <w:i w:val="0"/>
-                <w:sz w:val="22"/>
-              </w:rPr>
             </w:r>
           </w:p>
         </w:tc>

--- a/public/assets/files/niestacjonarne/FIZ.docx
+++ b/public/assets/files/niestacjonarne/FIZ.docx
@@ -1155,6 +1155,7 @@
                 <w:i w:val="0"/>
                 <w:sz w:val="22"/>
               </w:rPr>
+              <w:t>Przygotowanie sprawozdań z doświadczeń fizycznych; samodzielne rozwiązywanie zadań rachunkowych; powtórzenie materiału przed kolokwiami.</w:t>
             </w:r>
           </w:p>
         </w:tc>
@@ -1265,7 +1266,71 @@
           <w:tcPr>
             <w:tcW w:type="dxa" w:w="9972"/>
           </w:tcPr>
-          <w:p/>
+          <w:p>
+            <w:pPr>
+              <w:spacing w:before="20" w:after="20"/>
+            </w:pPr>
+            <w:r>
+              <w:rPr>
+                <w:rFonts w:ascii="Aptos" w:hAnsi="Aptos"/>
+                <w:b/>
+                <w:sz w:val="22"/>
+              </w:rPr>
+              <w:t>Wykład:</w:t>
+            </w:r>
+          </w:p>
+          <w:p>
+            <w:pPr>
+              <w:spacing w:before="20" w:after="20"/>
+            </w:pPr>
+            <w:r>
+              <w:rPr>
+                <w:rFonts w:ascii="Aptos" w:hAnsi="Aptos"/>
+                <w:b w:val="0"/>
+                <w:sz w:val="22"/>
+              </w:rPr>
+              <w:t>• wykład z prezentacją multimedialną</w:t>
+            </w:r>
+          </w:p>
+          <w:p>
+            <w:pPr>
+              <w:spacing w:before="20" w:after="20"/>
+            </w:pPr>
+            <w:r>
+              <w:rPr>
+                <w:rFonts w:ascii="Aptos" w:hAnsi="Aptos"/>
+                <w:b/>
+                <w:sz w:val="22"/>
+              </w:rPr>
+              <w:t>Ćwiczenia / Laboratorium:</w:t>
+            </w:r>
+          </w:p>
+          <w:p>
+            <w:pPr>
+              <w:spacing w:before="20" w:after="20"/>
+            </w:pPr>
+            <w:r>
+              <w:rPr>
+                <w:rFonts w:ascii="Aptos" w:hAnsi="Aptos"/>
+                <w:b w:val="0"/>
+                <w:sz w:val="22"/>
+              </w:rPr>
+              <w:t>• rozwiązywanie zadań</w:t>
+            </w:r>
+          </w:p>
+          <w:p>
+            <w:pPr>
+              <w:spacing w:before="20" w:after="20"/>
+            </w:pPr>
+            <w:r>
+              <w:rPr>
+                <w:rFonts w:ascii="Aptos" w:hAnsi="Aptos"/>
+                <w:b w:val="0"/>
+                <w:sz w:val="22"/>
+              </w:rPr>
+              <w:t>• burza mózgów</w:t>
+            </w:r>
+          </w:p>
         </w:tc>
       </w:tr>
     </w:tbl>
@@ -1516,175 +1581,7 @@
                 <w:rFonts w:ascii="Aptos" w:hAnsi="Aptos"/>
                 <w:sz w:val="22"/>
               </w:rPr>
-              <w:t>1. Ćwiczenia / Laboratorium:</w:t>
-            </w:r>
-          </w:p>
-          <w:p>
-            <w:pPr>
-              <w:spacing w:before="20" w:after="20"/>
-            </w:pPr>
-            <w:r>
-              <w:rPr>
-                <w:rFonts w:ascii="Aptos" w:hAnsi="Aptos"/>
-                <w:sz w:val="22"/>
-              </w:rPr>
-              <w:t>2. rozwiązywanie zadań</w:t>
-            </w:r>
-          </w:p>
-          <w:p>
-            <w:pPr>
-              <w:spacing w:before="20" w:after="20"/>
-            </w:pPr>
-            <w:r>
-              <w:rPr>
-                <w:rFonts w:ascii="Aptos" w:hAnsi="Aptos"/>
-                <w:sz w:val="22"/>
-              </w:rPr>
-              <w:t>3. burza mózgów</w:t>
-            </w:r>
-          </w:p>
-          <w:p>
-            <w:pPr>
-              <w:spacing w:before="20" w:after="20"/>
-            </w:pPr>
-            <w:r>
-              <w:rPr>
-                <w:rFonts w:ascii="Aptos" w:hAnsi="Aptos"/>
-                <w:sz w:val="22"/>
-              </w:rPr>
-              <w:t>4. Ćwiczenia/Laboratorium</w:t>
-            </w:r>
-          </w:p>
-          <w:p>
-            <w:pPr>
-              <w:spacing w:before="20" w:after="20"/>
-            </w:pPr>
-            <w:r>
-              <w:rPr>
-                <w:rFonts w:ascii="Aptos" w:hAnsi="Aptos"/>
-                <w:sz w:val="22"/>
-              </w:rPr>
-              <w:t>5. Kryteria oceny</w:t>
-            </w:r>
-          </w:p>
-          <w:p>
-            <w:pPr>
-              <w:spacing w:before="20" w:after="20"/>
-            </w:pPr>
-            <w:r>
-              <w:rPr>
-                <w:rFonts w:ascii="Aptos" w:hAnsi="Aptos"/>
-                <w:sz w:val="22"/>
-              </w:rPr>
-              <w:t>6. Ćwiczenia/Laboratorium/Projekt/Lektorat</w:t>
-            </w:r>
-          </w:p>
-          <w:p>
-            <w:pPr>
-              <w:spacing w:before="20" w:after="20"/>
-            </w:pPr>
-            <w:r>
-              <w:rPr>
-                <w:rFonts w:ascii="Aptos" w:hAnsi="Aptos"/>
-                <w:sz w:val="22"/>
-              </w:rPr>
-              <w:t>7. Cztery krótkie kolokwia sprawdzające wiedzę praktyczną w formie krótkich zadań do rozwiązania oraz 4 sprawozdania pisemne z przeprowadzonych doświadczeń fizycznych.</w:t>
-            </w:r>
-          </w:p>
-          <w:p>
-            <w:pPr>
-              <w:spacing w:before="20" w:after="20"/>
-            </w:pPr>
-            <w:r>
-              <w:rPr>
-                <w:rFonts w:ascii="Aptos" w:hAnsi="Aptos"/>
-                <w:sz w:val="22"/>
-              </w:rPr>
-              <w:t>8. Skala ocen:</w:t>
-            </w:r>
-          </w:p>
-          <w:p>
-            <w:pPr>
-              <w:spacing w:before="20" w:after="20"/>
-            </w:pPr>
-            <w:r>
-              <w:rPr>
-                <w:rFonts w:ascii="Aptos" w:hAnsi="Aptos"/>
-                <w:sz w:val="22"/>
-              </w:rPr>
-              <w:t>9. Poniżej 50% - ndst</w:t>
-            </w:r>
-          </w:p>
-          <w:p>
-            <w:pPr>
-              <w:spacing w:before="20" w:after="20"/>
-            </w:pPr>
-            <w:r>
-              <w:rPr>
-                <w:rFonts w:ascii="Aptos" w:hAnsi="Aptos"/>
-                <w:sz w:val="22"/>
-              </w:rPr>
-              <w:t>10. Od 50% - dst</w:t>
-            </w:r>
-          </w:p>
-          <w:p>
-            <w:pPr>
-              <w:spacing w:before="20" w:after="20"/>
-            </w:pPr>
-            <w:r>
-              <w:rPr>
-                <w:rFonts w:ascii="Aptos" w:hAnsi="Aptos"/>
-                <w:sz w:val="22"/>
-              </w:rPr>
-              <w:t>11. Od 60% - dst+</w:t>
-            </w:r>
-          </w:p>
-          <w:p>
-            <w:pPr>
-              <w:spacing w:before="20" w:after="20"/>
-            </w:pPr>
-            <w:r>
-              <w:rPr>
-                <w:rFonts w:ascii="Aptos" w:hAnsi="Aptos"/>
-                <w:sz w:val="22"/>
-              </w:rPr>
-              <w:t>12. Od 70% - db</w:t>
-            </w:r>
-          </w:p>
-          <w:p>
-            <w:pPr>
-              <w:spacing w:before="20" w:after="20"/>
-            </w:pPr>
-            <w:r>
-              <w:rPr>
-                <w:rFonts w:ascii="Aptos" w:hAnsi="Aptos"/>
-                <w:sz w:val="22"/>
-              </w:rPr>
-              <w:t>13. Od 80% - db+</w:t>
-            </w:r>
-          </w:p>
-          <w:p>
-            <w:pPr>
-              <w:spacing w:before="20" w:after="20"/>
-            </w:pPr>
-            <w:r>
-              <w:rPr>
-                <w:rFonts w:ascii="Aptos" w:hAnsi="Aptos"/>
-                <w:sz w:val="22"/>
-              </w:rPr>
-              <w:t>14. Od 90% - bdb</w:t>
-            </w:r>
-          </w:p>
-          <w:p>
-            <w:pPr>
-              <w:spacing w:before="20" w:after="20"/>
-            </w:pPr>
-            <w:r>
-              <w:rPr>
-                <w:rFonts w:ascii="Aptos" w:hAnsi="Aptos"/>
-                <w:sz w:val="22"/>
-              </w:rPr>
-              <w:t>15. Brak egzaminu</w:t>
+              <w:t>1. kolokwium</w:t>
             </w:r>
           </w:p>
         </w:tc>
@@ -1701,7 +1598,7 @@
                 <w:rFonts w:ascii="Aptos" w:hAnsi="Aptos"/>
                 <w:sz w:val="22"/>
               </w:rPr>
-              <w:t>1. Ćwiczenia / Laboratorium:</w:t>
+              <w:t>1. kolokwium</w:t>
             </w:r>
           </w:p>
           <w:p>
@@ -1713,163 +1610,7 @@
                 <w:rFonts w:ascii="Aptos" w:hAnsi="Aptos"/>
                 <w:sz w:val="22"/>
               </w:rPr>
-              <w:t>2. rozwiązywanie zadań</w:t>
-            </w:r>
-          </w:p>
-          <w:p>
-            <w:pPr>
-              <w:spacing w:before="20" w:after="20"/>
-            </w:pPr>
-            <w:r>
-              <w:rPr>
-                <w:rFonts w:ascii="Aptos" w:hAnsi="Aptos"/>
-                <w:sz w:val="22"/>
-              </w:rPr>
-              <w:t>3. burza mózgów</w:t>
-            </w:r>
-          </w:p>
-          <w:p>
-            <w:pPr>
-              <w:spacing w:before="20" w:after="20"/>
-            </w:pPr>
-            <w:r>
-              <w:rPr>
-                <w:rFonts w:ascii="Aptos" w:hAnsi="Aptos"/>
-                <w:sz w:val="22"/>
-              </w:rPr>
-              <w:t>4. Ćwiczenia/Laboratorium</w:t>
-            </w:r>
-          </w:p>
-          <w:p>
-            <w:pPr>
-              <w:spacing w:before="20" w:after="20"/>
-            </w:pPr>
-            <w:r>
-              <w:rPr>
-                <w:rFonts w:ascii="Aptos" w:hAnsi="Aptos"/>
-                <w:sz w:val="22"/>
-              </w:rPr>
-              <w:t>5. Kryteria oceny</w:t>
-            </w:r>
-          </w:p>
-          <w:p>
-            <w:pPr>
-              <w:spacing w:before="20" w:after="20"/>
-            </w:pPr>
-            <w:r>
-              <w:rPr>
-                <w:rFonts w:ascii="Aptos" w:hAnsi="Aptos"/>
-                <w:sz w:val="22"/>
-              </w:rPr>
-              <w:t>6. Ćwiczenia/Laboratorium/Projekt/Lektorat</w:t>
-            </w:r>
-          </w:p>
-          <w:p>
-            <w:pPr>
-              <w:spacing w:before="20" w:after="20"/>
-            </w:pPr>
-            <w:r>
-              <w:rPr>
-                <w:rFonts w:ascii="Aptos" w:hAnsi="Aptos"/>
-                <w:sz w:val="22"/>
-              </w:rPr>
-              <w:t>7. Cztery krótkie kolokwia sprawdzające wiedzę praktyczną w formie krótkich zadań do rozwiązania oraz 4 sprawozdania pisemne z przeprowadzonych doświadczeń fizycznych.</w:t>
-            </w:r>
-          </w:p>
-          <w:p>
-            <w:pPr>
-              <w:spacing w:before="20" w:after="20"/>
-            </w:pPr>
-            <w:r>
-              <w:rPr>
-                <w:rFonts w:ascii="Aptos" w:hAnsi="Aptos"/>
-                <w:sz w:val="22"/>
-              </w:rPr>
-              <w:t>8. Skala ocen:</w:t>
-            </w:r>
-          </w:p>
-          <w:p>
-            <w:pPr>
-              <w:spacing w:before="20" w:after="20"/>
-            </w:pPr>
-            <w:r>
-              <w:rPr>
-                <w:rFonts w:ascii="Aptos" w:hAnsi="Aptos"/>
-                <w:sz w:val="22"/>
-              </w:rPr>
-              <w:t>9. Poniżej 50% - ndst</w:t>
-            </w:r>
-          </w:p>
-          <w:p>
-            <w:pPr>
-              <w:spacing w:before="20" w:after="20"/>
-            </w:pPr>
-            <w:r>
-              <w:rPr>
-                <w:rFonts w:ascii="Aptos" w:hAnsi="Aptos"/>
-                <w:sz w:val="22"/>
-              </w:rPr>
-              <w:t>10. Od 50% - dst</w:t>
-            </w:r>
-          </w:p>
-          <w:p>
-            <w:pPr>
-              <w:spacing w:before="20" w:after="20"/>
-            </w:pPr>
-            <w:r>
-              <w:rPr>
-                <w:rFonts w:ascii="Aptos" w:hAnsi="Aptos"/>
-                <w:sz w:val="22"/>
-              </w:rPr>
-              <w:t>11. Od 60% - dst+</w:t>
-            </w:r>
-          </w:p>
-          <w:p>
-            <w:pPr>
-              <w:spacing w:before="20" w:after="20"/>
-            </w:pPr>
-            <w:r>
-              <w:rPr>
-                <w:rFonts w:ascii="Aptos" w:hAnsi="Aptos"/>
-                <w:sz w:val="22"/>
-              </w:rPr>
-              <w:t>12. Od 70% - db</w:t>
-            </w:r>
-          </w:p>
-          <w:p>
-            <w:pPr>
-              <w:spacing w:before="20" w:after="20"/>
-            </w:pPr>
-            <w:r>
-              <w:rPr>
-                <w:rFonts w:ascii="Aptos" w:hAnsi="Aptos"/>
-                <w:sz w:val="22"/>
-              </w:rPr>
-              <w:t>13. Od 80% - db+</w:t>
-            </w:r>
-          </w:p>
-          <w:p>
-            <w:pPr>
-              <w:spacing w:before="20" w:after="20"/>
-            </w:pPr>
-            <w:r>
-              <w:rPr>
-                <w:rFonts w:ascii="Aptos" w:hAnsi="Aptos"/>
-                <w:sz w:val="22"/>
-              </w:rPr>
-              <w:t>14. Od 90% - bdb</w:t>
-            </w:r>
-          </w:p>
-          <w:p>
-            <w:pPr>
-              <w:spacing w:before="20" w:after="20"/>
-            </w:pPr>
-            <w:r>
-              <w:rPr>
-                <w:rFonts w:ascii="Aptos" w:hAnsi="Aptos"/>
-                <w:sz w:val="22"/>
-              </w:rPr>
-              <w:t>15. Brak egzaminu</w:t>
+              <w:t>2. raport z wykonanego zadania</w:t>
             </w:r>
           </w:p>
         </w:tc>
@@ -3542,7 +3283,7 @@
                 <w:i w:val="0"/>
                 <w:sz w:val="22"/>
               </w:rPr>
-              <w:t>Ćwiczenia / Laboratorium:; rozwiązywanie zadań; burza mózgów; Ćwiczenia/Laboratorium; Kryteria oceny; Ćwiczenia/Laboratorium/Projekt/Lektorat; Cztery krótkie kolokwia sprawdzające wiedzę praktyczną w formie krótkich zadań do rozwiązania oraz 4 sprawozdania pisemne z przeprowadzonych doświadczeń fizycznych.; Skala ocen:; Poniżej 50% - ndst; Od 50% - dst; Od 60% - dst+; Od 70% - db; Od 80% - db+; Od 90% - bdb; Brak egzaminu</w:t>
+              <w:t>kolokwium; raport z wykonanego zadania</w:t>
             </w:r>
           </w:p>
         </w:tc>
@@ -3600,7 +3341,7 @@
                 <w:i w:val="0"/>
                 <w:sz w:val="22"/>
               </w:rPr>
-              <w:t>Ćwiczenia / Laboratorium:; rozwiązywanie zadań; burza mózgów; Ćwiczenia/Laboratorium; Kryteria oceny; Ćwiczenia/Laboratorium/Projekt/Lektorat; Cztery krótkie kolokwia sprawdzające wiedzę praktyczną w formie krótkich zadań do rozwiązania oraz 4 sprawozdania pisemne z przeprowadzonych doświadczeń fizycznych.; Skala ocen:; Poniżej 50% - ndst; Od 50% - dst; Od 60% - dst+; Od 70% - db; Od 80% - db+; Od 90% - bdb; Brak egzaminu</w:t>
+              <w:t>kolokwium; raport z wykonanego zadania</w:t>
             </w:r>
           </w:p>
         </w:tc>
@@ -3764,7 +3505,7 @@
                 <w:i w:val="0"/>
                 <w:sz w:val="22"/>
               </w:rPr>
-              <w:t>Ćwiczenia / Laboratorium:; rozwiązywanie zadań; burza mózgów; Ćwiczenia/Laboratorium; Kryteria oceny; Ćwiczenia/Laboratorium/Projekt/Lektorat; Cztery krótkie kolokwia sprawdzające wiedzę praktyczną w formie krótkich zadań do rozwiązania oraz 4 sprawozdania pisemne z przeprowadzonych doświadczeń fizycznych.; Skala ocen:; Poniżej 50% - ndst; Od 50% - dst; Od 60% - dst+; Od 70% - db; Od 80% - db+; Od 90% - bdb; Brak egzaminu</w:t>
+              <w:t>kolokwium; raport z wykonanego zadania</w:t>
             </w:r>
           </w:p>
         </w:tc>
@@ -3823,7 +3564,7 @@
                 <w:i w:val="0"/>
                 <w:sz w:val="22"/>
               </w:rPr>
-              <w:t>Ćwiczenia / Laboratorium:; rozwiązywanie zadań; burza mózgów; Ćwiczenia/Laboratorium; Kryteria oceny; Ćwiczenia/Laboratorium/Projekt/Lektorat; Cztery krótkie kolokwia sprawdzające wiedzę praktyczną w formie krótkich zadań do rozwiązania oraz 4 sprawozdania pisemne z przeprowadzonych doświadczeń fizycznych.; Skala ocen:; Poniżej 50% - ndst; Od 50% - dst; Od 60% - dst+; Od 70% - db; Od 80% - db+; Od 90% - bdb; Brak egzaminu</w:t>
+              <w:t>kolokwium; raport z wykonanego zadania</w:t>
             </w:r>
           </w:p>
         </w:tc>
@@ -3986,7 +3727,7 @@
                 <w:i w:val="0"/>
                 <w:sz w:val="22"/>
               </w:rPr>
-              <w:t>Ćwiczenia / Laboratorium:; rozwiązywanie zadań; burza mózgów; Ćwiczenia/Laboratorium; Kryteria oceny; Ćwiczenia/Laboratorium/Projekt/Lektorat; Cztery krótkie kolokwia sprawdzające wiedzę praktyczną w formie krótkich zadań do rozwiązania oraz 4 sprawozdania pisemne z przeprowadzonych doświadczeń fizycznych.; Skala ocen:; Poniżej 50% - ndst; Od 50% - dst; Od 60% - dst+; Od 70% - db; Od 80% - db+; Od 90% - bdb; Brak egzaminu</w:t>
+              <w:t>kolokwium; raport z wykonanego zadania</w:t>
             </w:r>
           </w:p>
         </w:tc>
@@ -4044,7 +3785,7 @@
                 <w:i w:val="0"/>
                 <w:sz w:val="22"/>
               </w:rPr>
-              <w:t>Ćwiczenia / Laboratorium:; rozwiązywanie zadań; burza mózgów; Ćwiczenia/Laboratorium; Kryteria oceny; Ćwiczenia/Laboratorium/Projekt/Lektorat; Cztery krótkie kolokwia sprawdzające wiedzę praktyczną w formie krótkich zadań do rozwiązania oraz 4 sprawozdania pisemne z przeprowadzonych doświadczeń fizycznych.; Skala ocen:; Poniżej 50% - ndst; Od 50% - dst; Od 60% - dst+; Od 70% - db; Od 80% - db+; Od 90% - bdb; Brak egzaminu</w:t>
+              <w:t>kolokwium; raport z wykonanego zadania</w:t>
             </w:r>
           </w:p>
         </w:tc>

--- a/public/assets/files/niestacjonarne/FIZ.docx
+++ b/public/assets/files/niestacjonarne/FIZ.docx
@@ -315,7 +315,7 @@
                 <w:i w:val="0"/>
                 <w:sz w:val="22"/>
               </w:rPr>
-              <w:t>3</w:t>
+              <w:t>0</w:t>
             </w:r>
           </w:p>
         </w:tc>
@@ -1092,7 +1092,7 @@
                 <w:i w:val="0"/>
                 <w:sz w:val="22"/>
               </w:rPr>
-              <w:t>43</w:t>
+              <w:t>28</w:t>
             </w:r>
           </w:p>
         </w:tc>
@@ -1112,7 +1112,7 @@
                 <w:i w:val="0"/>
                 <w:sz w:val="22"/>
               </w:rPr>
-              <w:t>1.7</w:t>
+              <w:t>1.1</w:t>
             </w:r>
           </w:p>
         </w:tc>

--- a/public/assets/files/niestacjonarne/FIZ.docx
+++ b/public/assets/files/niestacjonarne/FIZ.docx
@@ -1092,7 +1092,6 @@
                 <w:i w:val="0"/>
                 <w:sz w:val="22"/>
               </w:rPr>
-              <w:t>28</w:t>
             </w:r>
           </w:p>
         </w:tc>
@@ -1112,7 +1111,6 @@
                 <w:i w:val="0"/>
                 <w:sz w:val="22"/>
               </w:rPr>
-              <w:t>1.1</w:t>
             </w:r>
           </w:p>
         </w:tc>

--- a/public/assets/files/niestacjonarne/FIZ.docx
+++ b/public/assets/files/niestacjonarne/FIZ.docx
@@ -3281,7 +3281,7 @@
                 <w:i w:val="0"/>
                 <w:sz w:val="22"/>
               </w:rPr>
-              <w:t>kolokwium; raport z wykonanego zadania</w:t>
+              <w:t>kolokwium</w:t>
             </w:r>
           </w:p>
         </w:tc>
@@ -3302,6 +3302,7 @@
                 <w:i w:val="0"/>
                 <w:sz w:val="22"/>
               </w:rPr>
+              <w:t>K_W02</w:t>
             </w:r>
           </w:p>
         </w:tc>
@@ -3339,7 +3340,7 @@
                 <w:i w:val="0"/>
                 <w:sz w:val="22"/>
               </w:rPr>
-              <w:t>kolokwium; raport z wykonanego zadania</w:t>
+              <w:t>kolokwium</w:t>
             </w:r>
           </w:p>
         </w:tc>
@@ -3503,7 +3504,7 @@
                 <w:i w:val="0"/>
                 <w:sz w:val="22"/>
               </w:rPr>
-              <w:t>kolokwium; raport z wykonanego zadania</w:t>
+              <w:t>kolokwium, raport z wykonanego zadania</w:t>
             </w:r>
           </w:p>
         </w:tc>
@@ -3562,7 +3563,7 @@
                 <w:i w:val="0"/>
                 <w:sz w:val="22"/>
               </w:rPr>
-              <w:t>kolokwium; raport z wykonanego zadania</w:t>
+              <w:t>kolokwium, raport z wykonanego zadania</w:t>
             </w:r>
           </w:p>
         </w:tc>
@@ -3688,6 +3689,7 @@
                 <w:i w:val="0"/>
                 <w:sz w:val="22"/>
               </w:rPr>
+              <w:t>K_K01</w:t>
             </w:r>
           </w:p>
         </w:tc>
@@ -3725,7 +3727,7 @@
                 <w:i w:val="0"/>
                 <w:sz w:val="22"/>
               </w:rPr>
-              <w:t>kolokwium; raport z wykonanego zadania</w:t>
+              <w:t>kolokwium, raport z wykonanego zadania</w:t>
             </w:r>
           </w:p>
         </w:tc>
@@ -3746,6 +3748,7 @@
                 <w:i w:val="0"/>
                 <w:sz w:val="22"/>
               </w:rPr>
+              <w:t>K_K03</w:t>
             </w:r>
           </w:p>
         </w:tc>
@@ -3783,7 +3786,7 @@
                 <w:i w:val="0"/>
                 <w:sz w:val="22"/>
               </w:rPr>
-              <w:t>kolokwium; raport z wykonanego zadania</w:t>
+              <w:t>kolokwium, raport z wykonanego zadania</w:t>
             </w:r>
           </w:p>
         </w:tc>

--- a/public/assets/files/niestacjonarne/FIZ.docx
+++ b/public/assets/files/niestacjonarne/FIZ.docx
@@ -1852,14 +1852,13 @@
       </w:tblPr>
       <w:tblGrid>
         <w:gridCol w:w="680"/>
-        <w:gridCol w:w="4536"/>
-        <w:gridCol w:w="4252"/>
+        <w:gridCol w:w="8788"/>
       </w:tblGrid>
       <w:tr>
         <w:tc>
           <w:tcPr>
             <w:tcW w:type="dxa" w:w="9468"/>
-            <w:gridSpan w:val="3"/>
+            <w:gridSpan w:val="2"/>
             <w:shd w:val="clear" w:color="auto" w:fill="D9D9D9"/>
           </w:tcPr>
           <w:p>
@@ -1901,7 +1900,7 @@
         </w:tc>
         <w:tc>
           <w:tcPr>
-            <w:tcW w:type="dxa" w:w="4536"/>
+            <w:tcW w:type="dxa" w:w="8788"/>
             <w:shd w:val="clear" w:color="auto" w:fill="D9D9D9"/>
           </w:tcPr>
           <w:p>
@@ -1915,27 +1914,7 @@
                 <w:i w:val="0"/>
                 <w:sz w:val="16"/>
               </w:rPr>
-              <w:t>Wykład</w:t>
-            </w:r>
-          </w:p>
-        </w:tc>
-        <w:tc>
-          <w:tcPr>
-            <w:tcW w:type="dxa" w:w="4252"/>
-            <w:shd w:val="clear" w:color="auto" w:fill="D9D9D9"/>
-          </w:tcPr>
-          <w:p>
-            <w:pPr>
-              <w:spacing w:before="20" w:after="20"/>
-            </w:pPr>
-            <w:r>
-              <w:rPr>
-                <w:rFonts w:ascii="Aptos" w:hAnsi="Aptos"/>
-                <w:b/>
-                <w:i w:val="0"/>
-                <w:sz w:val="16"/>
-              </w:rPr>
-              <w:t>Ćwiczenia / Laboratorium / Pracownia</w:t>
+              <w:t>Treści programowe</w:t>
             </w:r>
           </w:p>
         </w:tc>
@@ -1962,7 +1941,7 @@
         </w:tc>
         <w:tc>
           <w:tcPr>
-            <w:tcW w:type="dxa" w:w="4536"/>
+            <w:tcW w:type="dxa" w:w="8788"/>
           </w:tcPr>
           <w:p>
             <w:pPr>
@@ -1976,24 +1955,6 @@
                 <w:sz w:val="22"/>
               </w:rPr>
               <w:t>Kinematyka punktu materialnego</w:t>
-            </w:r>
-          </w:p>
-        </w:tc>
-        <w:tc>
-          <w:tcPr>
-            <w:tcW w:type="dxa" w:w="4252"/>
-          </w:tcPr>
-          <w:p>
-            <w:pPr>
-              <w:spacing w:before="20" w:after="20"/>
-            </w:pPr>
-            <w:r>
-              <w:rPr>
-                <w:rFonts w:ascii="Aptos" w:hAnsi="Aptos"/>
-                <w:b w:val="0"/>
-                <w:i w:val="0"/>
-                <w:sz w:val="22"/>
-              </w:rPr>
             </w:r>
           </w:p>
         </w:tc>
@@ -2020,7 +1981,7 @@
         </w:tc>
         <w:tc>
           <w:tcPr>
-            <w:tcW w:type="dxa" w:w="4536"/>
+            <w:tcW w:type="dxa" w:w="8788"/>
           </w:tcPr>
           <w:p>
             <w:pPr>
@@ -2034,24 +1995,6 @@
                 <w:sz w:val="22"/>
               </w:rPr>
               <w:t>Określenie ruchu (opis położenia punktu w przestrzeni, układ odniesienia, droga, tory ruchów płaskich). Ruch prostoliniowy jednostajny i jednostajnie zmienny (prędkość chwilowa, prędkość średnia, przyspieszenie stałe, przyspieszenie zmienne). Ruch po okręgu (ruch jednostajny po okręgu, ruch niejednostajny po okręgu). Ruchy ciał w polu grawitacyjnym Ziemi (swobodny spadek ciał, rzut pionowy do góry, rzut poziomy, rzut ukośny).</w:t>
-            </w:r>
-          </w:p>
-        </w:tc>
-        <w:tc>
-          <w:tcPr>
-            <w:tcW w:type="dxa" w:w="4252"/>
-          </w:tcPr>
-          <w:p>
-            <w:pPr>
-              <w:spacing w:before="20" w:after="20"/>
-            </w:pPr>
-            <w:r>
-              <w:rPr>
-                <w:rFonts w:ascii="Aptos" w:hAnsi="Aptos"/>
-                <w:b w:val="0"/>
-                <w:i w:val="0"/>
-                <w:sz w:val="22"/>
-              </w:rPr>
             </w:r>
           </w:p>
         </w:tc>
@@ -2078,7 +2021,7 @@
         </w:tc>
         <w:tc>
           <w:tcPr>
-            <w:tcW w:type="dxa" w:w="4536"/>
+            <w:tcW w:type="dxa" w:w="8788"/>
           </w:tcPr>
           <w:p>
             <w:pPr>
@@ -2092,24 +2035,6 @@
                 <w:sz w:val="22"/>
               </w:rPr>
               <w:t>Kinematyka bryły sztywnej</w:t>
-            </w:r>
-          </w:p>
-        </w:tc>
-        <w:tc>
-          <w:tcPr>
-            <w:tcW w:type="dxa" w:w="4252"/>
-          </w:tcPr>
-          <w:p>
-            <w:pPr>
-              <w:spacing w:before="20" w:after="20"/>
-            </w:pPr>
-            <w:r>
-              <w:rPr>
-                <w:rFonts w:ascii="Aptos" w:hAnsi="Aptos"/>
-                <w:b w:val="0"/>
-                <w:i w:val="0"/>
-                <w:sz w:val="22"/>
-              </w:rPr>
             </w:r>
           </w:p>
         </w:tc>
@@ -2136,7 +2061,7 @@
         </w:tc>
         <w:tc>
           <w:tcPr>
-            <w:tcW w:type="dxa" w:w="4536"/>
+            <w:tcW w:type="dxa" w:w="8788"/>
           </w:tcPr>
           <w:p>
             <w:pPr>
@@ -2150,24 +2075,6 @@
                 <w:sz w:val="22"/>
               </w:rPr>
               <w:t>Dynamika punktu materialnego i bryły sztywnej Dynamika punktu materialnego (zasady dynamiki Newtona, klasyfikacja sił, siły bezwładności, masa i ciężar ciała, tarcie, ogólniejsze ujęcie II zasady dynamiki Newtona). Dynamika ruchu obrotowego bryły sztywnej (moment siły, moment bezwładności, energia kinetyczna w ruchu obrotowym, moment pędu, zasada zachowania momentu pędu).</w:t>
-            </w:r>
-          </w:p>
-        </w:tc>
-        <w:tc>
-          <w:tcPr>
-            <w:tcW w:type="dxa" w:w="4252"/>
-          </w:tcPr>
-          <w:p>
-            <w:pPr>
-              <w:spacing w:before="20" w:after="20"/>
-            </w:pPr>
-            <w:r>
-              <w:rPr>
-                <w:rFonts w:ascii="Aptos" w:hAnsi="Aptos"/>
-                <w:b w:val="0"/>
-                <w:i w:val="0"/>
-                <w:sz w:val="22"/>
-              </w:rPr>
             </w:r>
           </w:p>
         </w:tc>
@@ -2194,7 +2101,7 @@
         </w:tc>
         <w:tc>
           <w:tcPr>
-            <w:tcW w:type="dxa" w:w="4536"/>
+            <w:tcW w:type="dxa" w:w="8788"/>
           </w:tcPr>
           <w:p>
             <w:pPr>
@@ -2208,24 +2115,6 @@
                 <w:sz w:val="22"/>
               </w:rPr>
               <w:t>Zasady zachowania w mechanice</w:t>
-            </w:r>
-          </w:p>
-        </w:tc>
-        <w:tc>
-          <w:tcPr>
-            <w:tcW w:type="dxa" w:w="4252"/>
-          </w:tcPr>
-          <w:p>
-            <w:pPr>
-              <w:spacing w:before="20" w:after="20"/>
-            </w:pPr>
-            <w:r>
-              <w:rPr>
-                <w:rFonts w:ascii="Aptos" w:hAnsi="Aptos"/>
-                <w:b w:val="0"/>
-                <w:i w:val="0"/>
-                <w:sz w:val="22"/>
-              </w:rPr>
             </w:r>
           </w:p>
         </w:tc>
@@ -2252,7 +2141,7 @@
         </w:tc>
         <w:tc>
           <w:tcPr>
-            <w:tcW w:type="dxa" w:w="4536"/>
+            <w:tcW w:type="dxa" w:w="8788"/>
           </w:tcPr>
           <w:p>
             <w:pPr>
@@ -2266,24 +2155,6 @@
                 <w:sz w:val="22"/>
               </w:rPr>
               <w:t>Zasada zachowania energii mechanicznej(siły zachowawcze i niezachowawcze, praca wykonana przez siłę stałą i zmienną, energia kinetyczna, energia potencjalna). Zasada zachowania pędu(pęd punktu materialnego, pęd układu punktów materialnych, zderzenia sprężyste i niesprężyste). Zasada zachowania momentu pędu (moment pędu, prędkość kątowa).</w:t>
-            </w:r>
-          </w:p>
-        </w:tc>
-        <w:tc>
-          <w:tcPr>
-            <w:tcW w:type="dxa" w:w="4252"/>
-          </w:tcPr>
-          <w:p>
-            <w:pPr>
-              <w:spacing w:before="20" w:after="20"/>
-            </w:pPr>
-            <w:r>
-              <w:rPr>
-                <w:rFonts w:ascii="Aptos" w:hAnsi="Aptos"/>
-                <w:b w:val="0"/>
-                <w:i w:val="0"/>
-                <w:sz w:val="22"/>
-              </w:rPr>
             </w:r>
           </w:p>
         </w:tc>
@@ -2310,7 +2181,7 @@
         </w:tc>
         <w:tc>
           <w:tcPr>
-            <w:tcW w:type="dxa" w:w="4536"/>
+            <w:tcW w:type="dxa" w:w="8788"/>
           </w:tcPr>
           <w:p>
             <w:pPr>
@@ -2324,24 +2195,6 @@
                 <w:sz w:val="22"/>
               </w:rPr>
               <w:t>Drgania mechaniczne</w:t>
-            </w:r>
-          </w:p>
-        </w:tc>
-        <w:tc>
-          <w:tcPr>
-            <w:tcW w:type="dxa" w:w="4252"/>
-          </w:tcPr>
-          <w:p>
-            <w:pPr>
-              <w:spacing w:before="20" w:after="20"/>
-            </w:pPr>
-            <w:r>
-              <w:rPr>
-                <w:rFonts w:ascii="Aptos" w:hAnsi="Aptos"/>
-                <w:b w:val="0"/>
-                <w:i w:val="0"/>
-                <w:sz w:val="22"/>
-              </w:rPr>
             </w:r>
           </w:p>
         </w:tc>
@@ -2368,7 +2221,7 @@
         </w:tc>
         <w:tc>
           <w:tcPr>
-            <w:tcW w:type="dxa" w:w="4536"/>
+            <w:tcW w:type="dxa" w:w="8788"/>
           </w:tcPr>
           <w:p>
             <w:pPr>
@@ -2382,24 +2235,6 @@
                 <w:sz w:val="22"/>
               </w:rPr>
               <w:t>Ruch harmoniczny (oscylator harmoniczny prosty, energia w prostym ruchu harmonicznym, wahadło matematyczne, wahadło fizyczne). Drgania harmoniczne tłumione Drgania wymuszone. Rezonans</w:t>
-            </w:r>
-          </w:p>
-        </w:tc>
-        <w:tc>
-          <w:tcPr>
-            <w:tcW w:type="dxa" w:w="4252"/>
-          </w:tcPr>
-          <w:p>
-            <w:pPr>
-              <w:spacing w:before="20" w:after="20"/>
-            </w:pPr>
-            <w:r>
-              <w:rPr>
-                <w:rFonts w:ascii="Aptos" w:hAnsi="Aptos"/>
-                <w:b w:val="0"/>
-                <w:i w:val="0"/>
-                <w:sz w:val="22"/>
-              </w:rPr>
             </w:r>
           </w:p>
         </w:tc>
@@ -2426,7 +2261,7 @@
         </w:tc>
         <w:tc>
           <w:tcPr>
-            <w:tcW w:type="dxa" w:w="4536"/>
+            <w:tcW w:type="dxa" w:w="8788"/>
           </w:tcPr>
           <w:p>
             <w:pPr>
@@ -2440,24 +2275,6 @@
                 <w:sz w:val="22"/>
               </w:rPr>
               <w:t>Ruch falowy</w:t>
-            </w:r>
-          </w:p>
-        </w:tc>
-        <w:tc>
-          <w:tcPr>
-            <w:tcW w:type="dxa" w:w="4252"/>
-          </w:tcPr>
-          <w:p>
-            <w:pPr>
-              <w:spacing w:before="20" w:after="20"/>
-            </w:pPr>
-            <w:r>
-              <w:rPr>
-                <w:rFonts w:ascii="Aptos" w:hAnsi="Aptos"/>
-                <w:b w:val="0"/>
-                <w:i w:val="0"/>
-                <w:sz w:val="22"/>
-              </w:rPr>
             </w:r>
           </w:p>
         </w:tc>
@@ -2484,7 +2301,7 @@
         </w:tc>
         <w:tc>
           <w:tcPr>
-            <w:tcW w:type="dxa" w:w="4536"/>
+            <w:tcW w:type="dxa" w:w="8788"/>
           </w:tcPr>
           <w:p>
             <w:pPr>
@@ -2498,24 +2315,6 @@
                 <w:sz w:val="22"/>
               </w:rPr>
               <w:t>Ogólna charakterystyka fal mechanicznych (podział fal, mechanizm rozchodzenia się fal ośrodkach sprężystych, równanie fali płaskiej harmonicznej). Zasada Huygensa (ugięcie, odbicie i załamanie fal). Superpozycja fal (graficzne przedstawienie powstawania fali stojącej, powstawanie fali stojącej podczas interferencji fali padającej i odbitej). Fale dźwiękowe (efekt Dopplera).</w:t>
-            </w:r>
-          </w:p>
-        </w:tc>
-        <w:tc>
-          <w:tcPr>
-            <w:tcW w:type="dxa" w:w="4252"/>
-          </w:tcPr>
-          <w:p>
-            <w:pPr>
-              <w:spacing w:before="20" w:after="20"/>
-            </w:pPr>
-            <w:r>
-              <w:rPr>
-                <w:rFonts w:ascii="Aptos" w:hAnsi="Aptos"/>
-                <w:b w:val="0"/>
-                <w:i w:val="0"/>
-                <w:sz w:val="22"/>
-              </w:rPr>
             </w:r>
           </w:p>
         </w:tc>
@@ -2542,7 +2341,7 @@
         </w:tc>
         <w:tc>
           <w:tcPr>
-            <w:tcW w:type="dxa" w:w="4536"/>
+            <w:tcW w:type="dxa" w:w="8788"/>
           </w:tcPr>
           <w:p>
             <w:pPr>
@@ -2556,24 +2355,6 @@
                 <w:sz w:val="22"/>
               </w:rPr>
               <w:t>Termodynamika</w:t>
-            </w:r>
-          </w:p>
-        </w:tc>
-        <w:tc>
-          <w:tcPr>
-            <w:tcW w:type="dxa" w:w="4252"/>
-          </w:tcPr>
-          <w:p>
-            <w:pPr>
-              <w:spacing w:before="20" w:after="20"/>
-            </w:pPr>
-            <w:r>
-              <w:rPr>
-                <w:rFonts w:ascii="Aptos" w:hAnsi="Aptos"/>
-                <w:b w:val="0"/>
-                <w:i w:val="0"/>
-                <w:sz w:val="22"/>
-              </w:rPr>
             </w:r>
           </w:p>
         </w:tc>
@@ -2600,7 +2381,7 @@
         </w:tc>
         <w:tc>
           <w:tcPr>
-            <w:tcW w:type="dxa" w:w="4536"/>
+            <w:tcW w:type="dxa" w:w="8788"/>
           </w:tcPr>
           <w:p>
             <w:pPr>
@@ -2614,24 +2395,6 @@
                 <w:sz w:val="22"/>
               </w:rPr>
               <w:t>Kalorymetria Gazy (równanie stanu gazu doskonałego, prawa charakteryzujące przemiany gazowe). I zasada termodynamiki (energia wewnętrzna, zastosowanie I zasady termodynamiki do izoprzemian gazu doskonałego, graficzne przedstawienie pracy) II zasada termodynamiki(entropia, sprawność silnika termodynamicznego, cykl Carnota).</w:t>
-            </w:r>
-          </w:p>
-        </w:tc>
-        <w:tc>
-          <w:tcPr>
-            <w:tcW w:type="dxa" w:w="4252"/>
-          </w:tcPr>
-          <w:p>
-            <w:pPr>
-              <w:spacing w:before="20" w:after="20"/>
-            </w:pPr>
-            <w:r>
-              <w:rPr>
-                <w:rFonts w:ascii="Aptos" w:hAnsi="Aptos"/>
-                <w:b w:val="0"/>
-                <w:i w:val="0"/>
-                <w:sz w:val="22"/>
-              </w:rPr>
             </w:r>
           </w:p>
         </w:tc>
@@ -2658,7 +2421,7 @@
         </w:tc>
         <w:tc>
           <w:tcPr>
-            <w:tcW w:type="dxa" w:w="4536"/>
+            <w:tcW w:type="dxa" w:w="8788"/>
           </w:tcPr>
           <w:p>
             <w:pPr>
@@ -2672,24 +2435,6 @@
                 <w:sz w:val="22"/>
               </w:rPr>
               <w:t>Podstawy elektrostatyki</w:t>
-            </w:r>
-          </w:p>
-        </w:tc>
-        <w:tc>
-          <w:tcPr>
-            <w:tcW w:type="dxa" w:w="4252"/>
-          </w:tcPr>
-          <w:p>
-            <w:pPr>
-              <w:spacing w:before="20" w:after="20"/>
-            </w:pPr>
-            <w:r>
-              <w:rPr>
-                <w:rFonts w:ascii="Aptos" w:hAnsi="Aptos"/>
-                <w:b w:val="0"/>
-                <w:i w:val="0"/>
-                <w:sz w:val="22"/>
-              </w:rPr>
             </w:r>
           </w:p>
         </w:tc>
@@ -2716,7 +2461,7 @@
         </w:tc>
         <w:tc>
           <w:tcPr>
-            <w:tcW w:type="dxa" w:w="4536"/>
+            <w:tcW w:type="dxa" w:w="8788"/>
           </w:tcPr>
           <w:p>
             <w:pPr>
@@ -2730,24 +2475,6 @@
                 <w:sz w:val="22"/>
               </w:rPr>
               <w:t>Wielkości charakteryzujące pole elektrostatyczne(ładunek elektryczny, pole elektrostatyczne, natężenie pola, prawo Coulomba, potencjał pola el.). Prawo Gaussa (zastosowanie prawa Gaussa). Kondensatory</w:t>
-            </w:r>
-          </w:p>
-        </w:tc>
-        <w:tc>
-          <w:tcPr>
-            <w:tcW w:type="dxa" w:w="4252"/>
-          </w:tcPr>
-          <w:p>
-            <w:pPr>
-              <w:spacing w:before="20" w:after="20"/>
-            </w:pPr>
-            <w:r>
-              <w:rPr>
-                <w:rFonts w:ascii="Aptos" w:hAnsi="Aptos"/>
-                <w:b w:val="0"/>
-                <w:i w:val="0"/>
-                <w:sz w:val="22"/>
-              </w:rPr>
             </w:r>
           </w:p>
         </w:tc>
@@ -2774,7 +2501,7 @@
         </w:tc>
         <w:tc>
           <w:tcPr>
-            <w:tcW w:type="dxa" w:w="4536"/>
+            <w:tcW w:type="dxa" w:w="8788"/>
           </w:tcPr>
           <w:p>
             <w:pPr>
@@ -2788,24 +2515,6 @@
                 <w:sz w:val="22"/>
               </w:rPr>
               <w:t>Pole magnetyczne – podstawy</w:t>
-            </w:r>
-          </w:p>
-        </w:tc>
-        <w:tc>
-          <w:tcPr>
-            <w:tcW w:type="dxa" w:w="4252"/>
-          </w:tcPr>
-          <w:p>
-            <w:pPr>
-              <w:spacing w:before="20" w:after="20"/>
-            </w:pPr>
-            <w:r>
-              <w:rPr>
-                <w:rFonts w:ascii="Aptos" w:hAnsi="Aptos"/>
-                <w:b w:val="0"/>
-                <w:i w:val="0"/>
-                <w:sz w:val="22"/>
-              </w:rPr>
             </w:r>
           </w:p>
         </w:tc>
@@ -2832,7 +2541,7 @@
         </w:tc>
         <w:tc>
           <w:tcPr>
-            <w:tcW w:type="dxa" w:w="4536"/>
+            <w:tcW w:type="dxa" w:w="8788"/>
           </w:tcPr>
           <w:p>
             <w:pPr>
@@ -2846,24 +2555,6 @@
                 <w:sz w:val="22"/>
               </w:rPr>
               <w:t>Wektor indukcji magnetycznej Siła Lorentza, Pole magnetyczne w otoczeniu przewodnika z prądem Ruch cząstki naładowanej w polu magnetycznym Prawo Biota-Savarta</w:t>
-            </w:r>
-          </w:p>
-        </w:tc>
-        <w:tc>
-          <w:tcPr>
-            <w:tcW w:type="dxa" w:w="4252"/>
-          </w:tcPr>
-          <w:p>
-            <w:pPr>
-              <w:spacing w:before="20" w:after="20"/>
-            </w:pPr>
-            <w:r>
-              <w:rPr>
-                <w:rFonts w:ascii="Aptos" w:hAnsi="Aptos"/>
-                <w:b w:val="0"/>
-                <w:i w:val="0"/>
-                <w:sz w:val="22"/>
-              </w:rPr>
             </w:r>
           </w:p>
         </w:tc>

--- a/public/assets/files/niestacjonarne/FIZ.docx
+++ b/public/assets/files/niestacjonarne/FIZ.docx
@@ -144,7 +144,7 @@
                 <w:i w:val="0"/>
                 <w:sz w:val="22"/>
               </w:rPr>
-              <w:t>19.02.2026</w:t>
+              <w:t>16.03.2026</w:t>
             </w:r>
           </w:p>
         </w:tc>
@@ -660,6 +660,7 @@
                 <w:i w:val="0"/>
                 <w:sz w:val="22"/>
               </w:rPr>
+              <w:t>Dr Marek Józefowicz</w:t>
             </w:r>
           </w:p>
         </w:tc>
@@ -1852,13 +1853,14 @@
       </w:tblPr>
       <w:tblGrid>
         <w:gridCol w:w="680"/>
-        <w:gridCol w:w="8788"/>
+        <w:gridCol w:w="4536"/>
+        <w:gridCol w:w="4252"/>
       </w:tblGrid>
       <w:tr>
         <w:tc>
           <w:tcPr>
             <w:tcW w:type="dxa" w:w="9468"/>
-            <w:gridSpan w:val="2"/>
+            <w:gridSpan w:val="3"/>
             <w:shd w:val="clear" w:color="auto" w:fill="D9D9D9"/>
           </w:tcPr>
           <w:p>
@@ -1900,7 +1902,7 @@
         </w:tc>
         <w:tc>
           <w:tcPr>
-            <w:tcW w:type="dxa" w:w="8788"/>
+            <w:tcW w:type="dxa" w:w="4536"/>
             <w:shd w:val="clear" w:color="auto" w:fill="D9D9D9"/>
           </w:tcPr>
           <w:p>
@@ -1914,7 +1916,27 @@
                 <w:i w:val="0"/>
                 <w:sz w:val="16"/>
               </w:rPr>
-              <w:t>Treści programowe</w:t>
+              <w:t>Wykład</w:t>
+            </w:r>
+          </w:p>
+        </w:tc>
+        <w:tc>
+          <w:tcPr>
+            <w:tcW w:type="dxa" w:w="4252"/>
+            <w:shd w:val="clear" w:color="auto" w:fill="D9D9D9"/>
+          </w:tcPr>
+          <w:p>
+            <w:pPr>
+              <w:spacing w:before="20" w:after="20"/>
+            </w:pPr>
+            <w:r>
+              <w:rPr>
+                <w:rFonts w:ascii="Aptos" w:hAnsi="Aptos"/>
+                <w:b/>
+                <w:i w:val="0"/>
+                <w:sz w:val="16"/>
+              </w:rPr>
+              <w:t>Ćwiczenia / Laboratorium / Pracownia</w:t>
             </w:r>
           </w:p>
         </w:tc>
@@ -1941,7 +1963,7 @@
         </w:tc>
         <w:tc>
           <w:tcPr>
-            <w:tcW w:type="dxa" w:w="8788"/>
+            <w:tcW w:type="dxa" w:w="4536"/>
           </w:tcPr>
           <w:p>
             <w:pPr>
@@ -1958,30 +1980,9 @@
             </w:r>
           </w:p>
         </w:tc>
-      </w:tr>
-      <w:tr>
         <w:tc>
           <w:tcPr>
-            <w:tcW w:type="dxa" w:w="680"/>
-          </w:tcPr>
-          <w:p>
-            <w:pPr>
-              <w:spacing w:before="20" w:after="20"/>
-            </w:pPr>
-            <w:r>
-              <w:rPr>
-                <w:rFonts w:ascii="Aptos" w:hAnsi="Aptos"/>
-                <w:b w:val="0"/>
-                <w:i w:val="0"/>
-                <w:sz w:val="22"/>
-              </w:rPr>
-              <w:t>2.</w:t>
-            </w:r>
-          </w:p>
-        </w:tc>
-        <w:tc>
-          <w:tcPr>
-            <w:tcW w:type="dxa" w:w="8788"/>
+            <w:tcW w:type="dxa" w:w="4252"/>
           </w:tcPr>
           <w:p>
             <w:pPr>
@@ -2015,13 +2016,13 @@
                 <w:i w:val="0"/>
                 <w:sz w:val="22"/>
               </w:rPr>
-              <w:t>3.</w:t>
+              <w:t>2.</w:t>
             </w:r>
           </w:p>
         </w:tc>
         <w:tc>
           <w:tcPr>
-            <w:tcW w:type="dxa" w:w="8788"/>
+            <w:tcW w:type="dxa" w:w="4536"/>
           </w:tcPr>
           <w:p>
             <w:pPr>
@@ -2038,30 +2039,9 @@
             </w:r>
           </w:p>
         </w:tc>
-      </w:tr>
-      <w:tr>
         <w:tc>
           <w:tcPr>
-            <w:tcW w:type="dxa" w:w="680"/>
-          </w:tcPr>
-          <w:p>
-            <w:pPr>
-              <w:spacing w:before="20" w:after="20"/>
-            </w:pPr>
-            <w:r>
-              <w:rPr>
-                <w:rFonts w:ascii="Aptos" w:hAnsi="Aptos"/>
-                <w:b w:val="0"/>
-                <w:i w:val="0"/>
-                <w:sz w:val="22"/>
-              </w:rPr>
-              <w:t>4.</w:t>
-            </w:r>
-          </w:p>
-        </w:tc>
-        <w:tc>
-          <w:tcPr>
-            <w:tcW w:type="dxa" w:w="8788"/>
+            <w:tcW w:type="dxa" w:w="4252"/>
           </w:tcPr>
           <w:p>
             <w:pPr>
@@ -2095,13 +2075,13 @@
                 <w:i w:val="0"/>
                 <w:sz w:val="22"/>
               </w:rPr>
-              <w:t>5.</w:t>
+              <w:t>3.</w:t>
             </w:r>
           </w:p>
         </w:tc>
         <w:tc>
           <w:tcPr>
-            <w:tcW w:type="dxa" w:w="8788"/>
+            <w:tcW w:type="dxa" w:w="4536"/>
           </w:tcPr>
           <w:p>
             <w:pPr>
@@ -2118,30 +2098,9 @@
             </w:r>
           </w:p>
         </w:tc>
-      </w:tr>
-      <w:tr>
         <w:tc>
           <w:tcPr>
-            <w:tcW w:type="dxa" w:w="680"/>
-          </w:tcPr>
-          <w:p>
-            <w:pPr>
-              <w:spacing w:before="20" w:after="20"/>
-            </w:pPr>
-            <w:r>
-              <w:rPr>
-                <w:rFonts w:ascii="Aptos" w:hAnsi="Aptos"/>
-                <w:b w:val="0"/>
-                <w:i w:val="0"/>
-                <w:sz w:val="22"/>
-              </w:rPr>
-              <w:t>6.</w:t>
-            </w:r>
-          </w:p>
-        </w:tc>
-        <w:tc>
-          <w:tcPr>
-            <w:tcW w:type="dxa" w:w="8788"/>
+            <w:tcW w:type="dxa" w:w="4252"/>
           </w:tcPr>
           <w:p>
             <w:pPr>
@@ -2175,13 +2134,13 @@
                 <w:i w:val="0"/>
                 <w:sz w:val="22"/>
               </w:rPr>
-              <w:t>7.</w:t>
+              <w:t>4.</w:t>
             </w:r>
           </w:p>
         </w:tc>
         <w:tc>
           <w:tcPr>
-            <w:tcW w:type="dxa" w:w="8788"/>
+            <w:tcW w:type="dxa" w:w="4536"/>
           </w:tcPr>
           <w:p>
             <w:pPr>
@@ -2198,30 +2157,9 @@
             </w:r>
           </w:p>
         </w:tc>
-      </w:tr>
-      <w:tr>
         <w:tc>
           <w:tcPr>
-            <w:tcW w:type="dxa" w:w="680"/>
-          </w:tcPr>
-          <w:p>
-            <w:pPr>
-              <w:spacing w:before="20" w:after="20"/>
-            </w:pPr>
-            <w:r>
-              <w:rPr>
-                <w:rFonts w:ascii="Aptos" w:hAnsi="Aptos"/>
-                <w:b w:val="0"/>
-                <w:i w:val="0"/>
-                <w:sz w:val="22"/>
-              </w:rPr>
-              <w:t>8.</w:t>
-            </w:r>
-          </w:p>
-        </w:tc>
-        <w:tc>
-          <w:tcPr>
-            <w:tcW w:type="dxa" w:w="8788"/>
+            <w:tcW w:type="dxa" w:w="4252"/>
           </w:tcPr>
           <w:p>
             <w:pPr>
@@ -2255,13 +2193,13 @@
                 <w:i w:val="0"/>
                 <w:sz w:val="22"/>
               </w:rPr>
-              <w:t>9.</w:t>
+              <w:t>5.</w:t>
             </w:r>
           </w:p>
         </w:tc>
         <w:tc>
           <w:tcPr>
-            <w:tcW w:type="dxa" w:w="8788"/>
+            <w:tcW w:type="dxa" w:w="4536"/>
           </w:tcPr>
           <w:p>
             <w:pPr>
@@ -2278,30 +2216,9 @@
             </w:r>
           </w:p>
         </w:tc>
-      </w:tr>
-      <w:tr>
         <w:tc>
           <w:tcPr>
-            <w:tcW w:type="dxa" w:w="680"/>
-          </w:tcPr>
-          <w:p>
-            <w:pPr>
-              <w:spacing w:before="20" w:after="20"/>
-            </w:pPr>
-            <w:r>
-              <w:rPr>
-                <w:rFonts w:ascii="Aptos" w:hAnsi="Aptos"/>
-                <w:b w:val="0"/>
-                <w:i w:val="0"/>
-                <w:sz w:val="22"/>
-              </w:rPr>
-              <w:t>10.</w:t>
-            </w:r>
-          </w:p>
-        </w:tc>
-        <w:tc>
-          <w:tcPr>
-            <w:tcW w:type="dxa" w:w="8788"/>
+            <w:tcW w:type="dxa" w:w="4252"/>
           </w:tcPr>
           <w:p>
             <w:pPr>
@@ -2335,13 +2252,13 @@
                 <w:i w:val="0"/>
                 <w:sz w:val="22"/>
               </w:rPr>
-              <w:t>11.</w:t>
+              <w:t>6.</w:t>
             </w:r>
           </w:p>
         </w:tc>
         <w:tc>
           <w:tcPr>
-            <w:tcW w:type="dxa" w:w="8788"/>
+            <w:tcW w:type="dxa" w:w="4536"/>
           </w:tcPr>
           <w:p>
             <w:pPr>
@@ -2358,30 +2275,9 @@
             </w:r>
           </w:p>
         </w:tc>
-      </w:tr>
-      <w:tr>
         <w:tc>
           <w:tcPr>
-            <w:tcW w:type="dxa" w:w="680"/>
-          </w:tcPr>
-          <w:p>
-            <w:pPr>
-              <w:spacing w:before="20" w:after="20"/>
-            </w:pPr>
-            <w:r>
-              <w:rPr>
-                <w:rFonts w:ascii="Aptos" w:hAnsi="Aptos"/>
-                <w:b w:val="0"/>
-                <w:i w:val="0"/>
-                <w:sz w:val="22"/>
-              </w:rPr>
-              <w:t>12.</w:t>
-            </w:r>
-          </w:p>
-        </w:tc>
-        <w:tc>
-          <w:tcPr>
-            <w:tcW w:type="dxa" w:w="8788"/>
+            <w:tcW w:type="dxa" w:w="4252"/>
           </w:tcPr>
           <w:p>
             <w:pPr>
@@ -2415,13 +2311,13 @@
                 <w:i w:val="0"/>
                 <w:sz w:val="22"/>
               </w:rPr>
-              <w:t>13.</w:t>
+              <w:t>7.</w:t>
             </w:r>
           </w:p>
         </w:tc>
         <w:tc>
           <w:tcPr>
-            <w:tcW w:type="dxa" w:w="8788"/>
+            <w:tcW w:type="dxa" w:w="4536"/>
           </w:tcPr>
           <w:p>
             <w:pPr>
@@ -2438,30 +2334,9 @@
             </w:r>
           </w:p>
         </w:tc>
-      </w:tr>
-      <w:tr>
         <w:tc>
           <w:tcPr>
-            <w:tcW w:type="dxa" w:w="680"/>
-          </w:tcPr>
-          <w:p>
-            <w:pPr>
-              <w:spacing w:before="20" w:after="20"/>
-            </w:pPr>
-            <w:r>
-              <w:rPr>
-                <w:rFonts w:ascii="Aptos" w:hAnsi="Aptos"/>
-                <w:b w:val="0"/>
-                <w:i w:val="0"/>
-                <w:sz w:val="22"/>
-              </w:rPr>
-              <w:t>14.</w:t>
-            </w:r>
-          </w:p>
-        </w:tc>
-        <w:tc>
-          <w:tcPr>
-            <w:tcW w:type="dxa" w:w="8788"/>
+            <w:tcW w:type="dxa" w:w="4252"/>
           </w:tcPr>
           <w:p>
             <w:pPr>
@@ -2495,13 +2370,13 @@
                 <w:i w:val="0"/>
                 <w:sz w:val="22"/>
               </w:rPr>
-              <w:t>15.</w:t>
+              <w:t>8.</w:t>
             </w:r>
           </w:p>
         </w:tc>
         <w:tc>
           <w:tcPr>
-            <w:tcW w:type="dxa" w:w="8788"/>
+            <w:tcW w:type="dxa" w:w="4536"/>
           </w:tcPr>
           <w:p>
             <w:pPr>
@@ -2518,30 +2393,9 @@
             </w:r>
           </w:p>
         </w:tc>
-      </w:tr>
-      <w:tr>
         <w:tc>
           <w:tcPr>
-            <w:tcW w:type="dxa" w:w="680"/>
-          </w:tcPr>
-          <w:p>
-            <w:pPr>
-              <w:spacing w:before="20" w:after="20"/>
-            </w:pPr>
-            <w:r>
-              <w:rPr>
-                <w:rFonts w:ascii="Aptos" w:hAnsi="Aptos"/>
-                <w:b w:val="0"/>
-                <w:i w:val="0"/>
-                <w:sz w:val="22"/>
-              </w:rPr>
-              <w:t>16.</w:t>
-            </w:r>
-          </w:p>
-        </w:tc>
-        <w:tc>
-          <w:tcPr>
-            <w:tcW w:type="dxa" w:w="8788"/>
+            <w:tcW w:type="dxa" w:w="4252"/>
           </w:tcPr>
           <w:p>
             <w:pPr>
